--- a/Possum Holler History/Civil War Lead Mining in Northern Alabama.docx
+++ b/Possum Holler History/Civil War Lead Mining in Northern Alabama.docx
@@ -370,13 +370,7 @@
         <w:rPr>
           <w:highlight w:val="yellow"/>
         </w:rPr>
-        <w:t xml:space="preserve"> </w:t>
-      </w:r>
-      <w:r>
-        <w:rPr>
-          <w:highlight w:val="yellow"/>
-        </w:rPr>
-        <w:t xml:space="preserve">of lead mine balls and other lead munitions left the mine, forded a shallow area of the Flint River at the Swift Ford, and passed near his house. When the Yankees moved in to occupy Huntsville, the C.S.A. miners moved all their equipment into the mine, detonated a charge of black powder, and collapsed the entrance shut to prevent it from falling into Yankee hands. Doyle and his young buddies went up into Opossum Hollow looking for the old mine but never found it. What they did find, at around 700 to 800 feet in elevation, was large limestone boulders with lead veins so pure that he could carve it out with a pocket knife. This wasn’t galena or lead sulfide, as was mined further south in Alabama, but pure lead. Doyle’s grandfather also told him that there was </w:t>
+        <w:t xml:space="preserve"> of lead mine balls and other lead munitions left the mine, forded a shallow area of the Flint River at the Swift Ford, and passed near his house. When the Yankees moved in to occupy Huntsville, the C.S.A. miners moved all their equipment into the mine, detonated a charge of black powder, and collapsed the entrance shut to prevent it from falling into Yankee hands. Doyle and his young buddies went up into Opossum Hollow looking for the old mine but never found it. What they did find, at around 700 to 800 feet in elevation, was large limestone boulders with lead veins so pure that he could carve it out with a pocket knife. This wasn’t galena or lead sulfide, as was mined further south in Alabama, but pure lead. Doyle’s grandfather also told him that there was </w:t>
       </w:r>
       <w:r>
         <w:rPr>
@@ -418,13 +412,7 @@
       </w:r>
       <w:proofErr w:type="spellEnd"/>
       <w:r>
-        <w:t xml:space="preserve">, Tommy Lemley of New Hope, Alabama. Lemley Mountain is named after his grandfather who settled in the area southwest of New Hope. Tommy had also heard of an </w:t>
-      </w:r>
-      <w:r>
-        <w:t>old, abandoned</w:t>
-      </w:r>
-      <w:r>
-        <w:t xml:space="preserve"> lead mine on Haymer Mountain, near Lemley Mountain, but its location has since been lost. Haymer is also in the limestone layer at about the right elevation for finding lead. In the late 1940s, the</w:t>
+        <w:t>, Tommy Lemley of New Hope, Alabama. Lemley Mountain is named after his grandfather who settled in the area southwest of New Hope. Tommy had also heard of an old, abandoned lead mine on Haymer Mountain, near Lemley Mountain, but its location has since been lost. Haymer is also in the limestone layer at about the right elevation for finding lead. In the late 1940s, the</w:t>
       </w:r>
       <w:r>
         <w:t xml:space="preserve"> </w:t>
@@ -450,21 +438,7 @@
           <w:i/>
           <w:iCs/>
         </w:rPr>
-        <w:t>The Nashville uplift, the southern continuation of the Cincinnati anticline, is characterized by the same structural relations and practically the same stratigraphic relations as the Cincinnati uplift. Numerous deposits of lead are known in the central region of Tennessee, and some of them have been mined, as is noted by Nelson. Deposits of zinc occur in the area, but information is not at hand as to their location. The Nashville uplift extends into the northern part of Alabama, where lead has been mined near Guntersville, in Marshall County, and</w:t>
-      </w:r>
-      <w:r>
-        <w:rPr>
-          <w:i/>
-          <w:iCs/>
-        </w:rPr>
-        <w:t xml:space="preserve"> </w:t>
-      </w:r>
-      <w:r>
-        <w:rPr>
-          <w:i/>
-          <w:iCs/>
-        </w:rPr>
-        <w:t>near New Market, in Madison County.</w:t>
+        <w:t>The Nashville uplift, the southern continuation of the Cincinnati anticline, is characterized by the same structural relations and practically the same stratigraphic relations as the Cincinnati uplift. Numerous deposits of lead are known in the central region of Tennessee, and some of them have been mined, as is noted by Nelson. Deposits of zinc occur in the area, but information is not at hand as to their location. The Nashville uplift extends into the northern part of Alabama, where lead has been mined near Guntersville, in Marshall County, and near New Market, in Madison County.</w:t>
       </w:r>
     </w:p>
     <w:p>
@@ -1581,6 +1555,7 @@
   <w:style w:type="character" w:default="1" w:styleId="DefaultParagraphFont">
     <w:name w:val="Default Paragraph Font"/>
     <w:uiPriority w:val="1"/>
+    <w:semiHidden/>
     <w:unhideWhenUsed/>
   </w:style>
   <w:style w:type="table" w:default="1" w:styleId="TableNormal">
